--- a/E-Governance Result.docx
+++ b/E-Governance Result.docx
@@ -514,6 +514,14 @@
           <w:docPartUnique/>
         </w:docPartObj>
       </w:sdtPr>
+      <w:sdtEndPr>
+        <w:rPr>
+          <w:b/>
+          <w:bCs/>
+          <w:sz w:val="32"/>
+          <w:szCs w:val="32"/>
+        </w:rPr>
+      </w:sdtEndPr>
       <w:sdtContent>
         <w:p>
           <w:pPr>
@@ -1361,7 +1369,26 @@
           <w:szCs w:val="24"/>
           <w:rtl w:val="0"/>
         </w:rPr>
-        <w:t>There are 5 user roles -</w:t>
+        <w:t xml:space="preserve">There are </w:t>
+      </w:r>
+      <w:r>
+        <w:rPr>
+          <w:rFonts w:hint="default" w:ascii="Times New Roman" w:hAnsi="Times New Roman" w:eastAsia="Times New Roman" w:cs="Times New Roman"/>
+          <w:sz w:val="24"/>
+          <w:szCs w:val="24"/>
+          <w:rtl w:val="0"/>
+          <w:lang w:val="en-US"/>
+        </w:rPr>
+        <w:t>4</w:t>
+      </w:r>
+      <w:r>
+        <w:rPr>
+          <w:rFonts w:ascii="Times New Roman" w:hAnsi="Times New Roman" w:eastAsia="Times New Roman" w:cs="Times New Roman"/>
+          <w:sz w:val="24"/>
+          <w:szCs w:val="24"/>
+          <w:rtl w:val="0"/>
+        </w:rPr>
+        <w:t xml:space="preserve"> user roles -</w:t>
       </w:r>
     </w:p>
     <w:p>
@@ -1381,11 +1408,22 @@
       <w:r>
         <w:rPr>
           <w:rFonts w:ascii="Times New Roman" w:hAnsi="Times New Roman" w:eastAsia="Times New Roman" w:cs="Times New Roman"/>
-          <w:sz w:val="24"/>
-          <w:szCs w:val="24"/>
-          <w:rtl w:val="0"/>
-        </w:rPr>
-        <w:t>Citizen - Submits and tracks grievances</w:t>
+          <w:b/>
+          <w:bCs/>
+          <w:sz w:val="24"/>
+          <w:szCs w:val="24"/>
+          <w:rtl w:val="0"/>
+        </w:rPr>
+        <w:t xml:space="preserve">Citizen </w:t>
+      </w:r>
+      <w:r>
+        <w:rPr>
+          <w:rFonts w:ascii="Times New Roman" w:hAnsi="Times New Roman" w:eastAsia="Times New Roman" w:cs="Times New Roman"/>
+          <w:sz w:val="24"/>
+          <w:szCs w:val="24"/>
+          <w:rtl w:val="0"/>
+        </w:rPr>
+        <w:t>- Submits and tracks grievances</w:t>
       </w:r>
     </w:p>
     <w:p>
@@ -1405,11 +1443,22 @@
       <w:r>
         <w:rPr>
           <w:rFonts w:ascii="Times New Roman" w:hAnsi="Times New Roman" w:eastAsia="Times New Roman" w:cs="Times New Roman"/>
-          <w:sz w:val="24"/>
-          <w:szCs w:val="24"/>
-          <w:rtl w:val="0"/>
-        </w:rPr>
-        <w:t>Admin - Managers staff users, manages departments</w:t>
+          <w:b/>
+          <w:bCs/>
+          <w:sz w:val="24"/>
+          <w:szCs w:val="24"/>
+          <w:rtl w:val="0"/>
+        </w:rPr>
+        <w:t>Admin</w:t>
+      </w:r>
+      <w:r>
+        <w:rPr>
+          <w:rFonts w:ascii="Times New Roman" w:hAnsi="Times New Roman" w:eastAsia="Times New Roman" w:cs="Times New Roman"/>
+          <w:sz w:val="24"/>
+          <w:szCs w:val="24"/>
+          <w:rtl w:val="0"/>
+        </w:rPr>
+        <w:t xml:space="preserve"> - Managers staff users, manages departments</w:t>
       </w:r>
     </w:p>
     <w:p>
@@ -1429,11 +1478,22 @@
       <w:r>
         <w:rPr>
           <w:rFonts w:ascii="Times New Roman" w:hAnsi="Times New Roman" w:eastAsia="Times New Roman" w:cs="Times New Roman"/>
-          <w:sz w:val="24"/>
-          <w:szCs w:val="24"/>
-          <w:rtl w:val="0"/>
-        </w:rPr>
-        <w:t xml:space="preserve">Department Officer - Each department has </w:t>
+          <w:b/>
+          <w:bCs/>
+          <w:sz w:val="24"/>
+          <w:szCs w:val="24"/>
+          <w:rtl w:val="0"/>
+        </w:rPr>
+        <w:t>Department Officer</w:t>
+      </w:r>
+      <w:r>
+        <w:rPr>
+          <w:rFonts w:ascii="Times New Roman" w:hAnsi="Times New Roman" w:eastAsia="Times New Roman" w:cs="Times New Roman"/>
+          <w:sz w:val="24"/>
+          <w:szCs w:val="24"/>
+          <w:rtl w:val="0"/>
+        </w:rPr>
+        <w:t xml:space="preserve"> - Each department has </w:t>
       </w:r>
       <w:r>
         <w:rPr>
@@ -1501,11 +1561,22 @@
       <w:r>
         <w:rPr>
           <w:rFonts w:ascii="Times New Roman" w:hAnsi="Times New Roman" w:eastAsia="Times New Roman" w:cs="Times New Roman"/>
-          <w:sz w:val="24"/>
-          <w:szCs w:val="24"/>
-          <w:rtl w:val="0"/>
-        </w:rPr>
-        <w:t>Supervisory Officer - View and Handle Escalations</w:t>
+          <w:b/>
+          <w:bCs/>
+          <w:sz w:val="24"/>
+          <w:szCs w:val="24"/>
+          <w:rtl w:val="0"/>
+        </w:rPr>
+        <w:t>Supervisory Officer</w:t>
+      </w:r>
+      <w:r>
+        <w:rPr>
+          <w:rFonts w:ascii="Times New Roman" w:hAnsi="Times New Roman" w:eastAsia="Times New Roman" w:cs="Times New Roman"/>
+          <w:sz w:val="24"/>
+          <w:szCs w:val="24"/>
+          <w:rtl w:val="0"/>
+        </w:rPr>
+        <w:t xml:space="preserve"> - View and Handle Escalations</w:t>
       </w:r>
     </w:p>
     <w:p>
@@ -1556,15 +1627,18 @@
           <w:rFonts w:ascii="Times New Roman" w:hAnsi="Times New Roman" w:eastAsia="Times New Roman" w:cs="Times New Roman"/>
           <w:sz w:val="24"/>
           <w:szCs w:val="24"/>
-          <w:u w:val="single"/>
-        </w:rPr>
-      </w:pPr>
-      <w:r>
+        </w:rPr>
+      </w:pPr>
+      <w:r>
+        <w:rPr>
+          <w:rFonts w:hint="default"/>
+          <w:lang w:val="en-US"/>
+        </w:rPr>
         <w:drawing>
           <wp:inline distT="0" distB="0" distL="114300" distR="114300">
-            <wp:extent cx="5939790" cy="5393690"/>
-            <wp:effectExtent l="9525" t="9525" r="9525" b="22225"/>
-            <wp:docPr id="3" name="Picture 4"/>
+            <wp:extent cx="5941695" cy="6904990"/>
+            <wp:effectExtent l="0" t="0" r="1905" b="13970"/>
+            <wp:docPr id="2" name="Picture 2" descr="WhatsApp Image 2026-01-07 at 3.21.41 PM"/>
             <wp:cNvGraphicFramePr>
               <a:graphicFrameLocks xmlns:a="http://schemas.openxmlformats.org/drawingml/2006/main" noChangeAspect="1"/>
             </wp:cNvGraphicFramePr>
@@ -1572,7 +1646,7 @@
               <a:graphicData uri="http://schemas.openxmlformats.org/drawingml/2006/picture">
                 <pic:pic xmlns:pic="http://schemas.openxmlformats.org/drawingml/2006/picture">
                   <pic:nvPicPr>
-                    <pic:cNvPr id="3" name="Picture 4"/>
+                    <pic:cNvPr id="2" name="Picture 2" descr="WhatsApp Image 2026-01-07 at 3.21.41 PM"/>
                     <pic:cNvPicPr>
                       <a:picLocks noChangeAspect="1"/>
                     </pic:cNvPicPr>
@@ -1586,17 +1660,11 @@
                   <pic:spPr>
                     <a:xfrm>
                       <a:off x="0" y="0"/>
-                      <a:ext cx="5939790" cy="5393690"/>
+                      <a:ext cx="5941695" cy="6904990"/>
                     </a:xfrm>
                     <a:prstGeom prst="rect">
                       <a:avLst/>
                     </a:prstGeom>
-                    <a:noFill/>
-                    <a:ln>
-                      <a:solidFill>
-                        <a:schemeClr val="tx1"/>
-                      </a:solidFill>
-                    </a:ln>
                   </pic:spPr>
                 </pic:pic>
               </a:graphicData>
@@ -1611,15 +1679,6 @@
           <w:rFonts w:ascii="Times New Roman" w:hAnsi="Times New Roman" w:eastAsia="Times New Roman" w:cs="Times New Roman"/>
           <w:sz w:val="24"/>
           <w:szCs w:val="24"/>
-        </w:rPr>
-      </w:pPr>
-    </w:p>
-    <w:p>
-      <w:pPr>
-        <w:rPr>
-          <w:rFonts w:ascii="Times New Roman" w:hAnsi="Times New Roman" w:eastAsia="Times New Roman" w:cs="Times New Roman"/>
-          <w:sz w:val="24"/>
-          <w:szCs w:val="24"/>
           <w:u w:val="single"/>
         </w:rPr>
       </w:pPr>
@@ -1678,11 +1737,26 @@
           <w:highlight w:val="white"/>
           <w:rtl w:val="0"/>
         </w:rPr>
-        <w:t xml:space="preserve"> core microservices Auth Service, Grievance Service</w:t>
-      </w:r>
-      <w:r>
-        <w:rPr>
-          <w:rFonts w:hint="default" w:ascii="Times New Roman" w:hAnsi="Times New Roman" w:eastAsia="Times New Roman" w:cs="Times New Roman"/>
+        <w:t xml:space="preserve"> core microservices </w:t>
+      </w:r>
+      <w:r>
+        <w:rPr>
+          <w:rFonts w:ascii="Times New Roman" w:hAnsi="Times New Roman" w:eastAsia="Times New Roman" w:cs="Times New Roman"/>
+          <w:b/>
+          <w:bCs/>
+          <w:color w:val="212121"/>
+          <w:sz w:val="24"/>
+          <w:szCs w:val="24"/>
+          <w:highlight w:val="white"/>
+          <w:rtl w:val="0"/>
+        </w:rPr>
+        <w:t>Auth Service, Grievance Service</w:t>
+      </w:r>
+      <w:r>
+        <w:rPr>
+          <w:rFonts w:hint="default" w:ascii="Times New Roman" w:hAnsi="Times New Roman" w:eastAsia="Times New Roman" w:cs="Times New Roman"/>
+          <w:b/>
+          <w:bCs/>
           <w:color w:val="212121"/>
           <w:sz w:val="24"/>
           <w:szCs w:val="24"/>
@@ -1695,6 +1769,8 @@
       <w:r>
         <w:rPr>
           <w:rFonts w:ascii="Times New Roman" w:hAnsi="Times New Roman" w:eastAsia="Times New Roman" w:cs="Times New Roman"/>
+          <w:b/>
+          <w:bCs/>
           <w:color w:val="212121"/>
           <w:sz w:val="24"/>
           <w:szCs w:val="24"/>
@@ -1716,19 +1792,6 @@
           <w:highlight w:val="white"/>
         </w:rPr>
       </w:pPr>
-    </w:p>
-    <w:p>
-      <w:pPr>
-        <w:ind w:left="0" w:firstLine="0"/>
-        <w:jc w:val="both"/>
-        <w:rPr>
-          <w:rFonts w:ascii="Times New Roman" w:hAnsi="Times New Roman" w:eastAsia="Times New Roman" w:cs="Times New Roman"/>
-          <w:color w:val="212121"/>
-          <w:sz w:val="24"/>
-          <w:szCs w:val="24"/>
-          <w:highlight w:val="white"/>
-        </w:rPr>
-      </w:pPr>
       <w:r>
         <w:rPr>
           <w:rFonts w:ascii="Times New Roman" w:hAnsi="Times New Roman" w:eastAsia="Times New Roman" w:cs="Times New Roman"/>
@@ -1752,54 +1815,6 @@
           <w:sz w:val="32"/>
           <w:szCs w:val="32"/>
           <w:highlight w:val="white"/>
-        </w:rPr>
-      </w:pPr>
-    </w:p>
-    <w:p>
-      <w:pPr>
-        <w:ind w:left="0" w:firstLine="0"/>
-        <w:rPr>
-          <w:rFonts w:ascii="Times New Roman" w:hAnsi="Times New Roman" w:eastAsia="Times New Roman" w:cs="Times New Roman"/>
-          <w:b/>
-          <w:bCs/>
-          <w:color w:val="212121"/>
-          <w:sz w:val="36"/>
-          <w:szCs w:val="36"/>
-          <w:highlight w:val="white"/>
-          <w:u w:val="single"/>
-          <w:rtl w:val="0"/>
-        </w:rPr>
-      </w:pPr>
-    </w:p>
-    <w:p>
-      <w:pPr>
-        <w:ind w:left="0" w:firstLine="0"/>
-        <w:rPr>
-          <w:rFonts w:ascii="Times New Roman" w:hAnsi="Times New Roman" w:eastAsia="Times New Roman" w:cs="Times New Roman"/>
-          <w:b/>
-          <w:bCs/>
-          <w:color w:val="212121"/>
-          <w:sz w:val="36"/>
-          <w:szCs w:val="36"/>
-          <w:highlight w:val="white"/>
-          <w:u w:val="single"/>
-          <w:rtl w:val="0"/>
-        </w:rPr>
-      </w:pPr>
-    </w:p>
-    <w:p>
-      <w:pPr>
-        <w:ind w:left="0" w:firstLine="0"/>
-        <w:rPr>
-          <w:rFonts w:ascii="Times New Roman" w:hAnsi="Times New Roman" w:eastAsia="Times New Roman" w:cs="Times New Roman"/>
-          <w:b/>
-          <w:bCs/>
-          <w:color w:val="212121"/>
-          <w:sz w:val="36"/>
-          <w:szCs w:val="36"/>
-          <w:highlight w:val="white"/>
-          <w:u w:val="single"/>
-          <w:rtl w:val="0"/>
         </w:rPr>
       </w:pPr>
     </w:p>
@@ -1941,6 +1956,7 @@
       <w:pPr>
         <w:pStyle w:val="2"/>
         <w:numPr>
+          <w:ilvl w:val="0"/>
           <w:numId w:val="0"/>
         </w:numPr>
         <w:bidi w:val="0"/>
@@ -2488,6 +2504,7 @@
     <w:p>
       <w:pPr>
         <w:numPr>
+          <w:ilvl w:val="0"/>
           <w:numId w:val="0"/>
         </w:numPr>
         <w:ind w:leftChars="0"/>
@@ -2507,6 +2524,43 @@
     <w:p>
       <w:pPr>
         <w:numPr>
+          <w:ilvl w:val="0"/>
+          <w:numId w:val="4"/>
+        </w:numPr>
+        <w:ind w:leftChars="0"/>
+        <w:rPr>
+          <w:rFonts w:hint="default" w:ascii="Times New Roman" w:hAnsi="Times New Roman" w:eastAsia="Times New Roman" w:cs="Times New Roman"/>
+          <w:b/>
+          <w:bCs/>
+          <w:color w:val="212121"/>
+          <w:sz w:val="36"/>
+          <w:szCs w:val="36"/>
+          <w:highlight w:val="white"/>
+          <w:u w:val="single"/>
+          <w:rtl w:val="0"/>
+          <w:lang w:val="en-US"/>
+        </w:rPr>
+      </w:pPr>
+      <w:r>
+        <w:rPr>
+          <w:rFonts w:hint="default" w:ascii="Times New Roman" w:hAnsi="Times New Roman" w:eastAsia="Times New Roman" w:cs="Times New Roman"/>
+          <w:b/>
+          <w:bCs/>
+          <w:color w:val="212121"/>
+          <w:sz w:val="36"/>
+          <w:szCs w:val="36"/>
+          <w:highlight w:val="white"/>
+          <w:u w:val="single"/>
+          <w:rtl w:val="0"/>
+          <w:lang w:val="en-US"/>
+        </w:rPr>
+        <w:t>Register Page</w:t>
+      </w:r>
+    </w:p>
+    <w:p>
+      <w:pPr>
+        <w:numPr>
+          <w:ilvl w:val="0"/>
           <w:numId w:val="0"/>
         </w:numPr>
         <w:ind w:leftChars="0"/>
@@ -2578,6 +2632,7 @@
     <w:p>
       <w:pPr>
         <w:numPr>
+          <w:ilvl w:val="0"/>
           <w:numId w:val="0"/>
         </w:numPr>
         <w:ind w:leftChars="0"/>
@@ -2598,26 +2653,43 @@
     <w:p>
       <w:pPr>
         <w:numPr>
-          <w:numId w:val="0"/>
+          <w:ilvl w:val="0"/>
+          <w:numId w:val="4"/>
         </w:numPr>
-        <w:ind w:leftChars="0"/>
-        <w:rPr>
-          <w:rFonts w:hint="default" w:ascii="Times New Roman" w:hAnsi="Times New Roman" w:eastAsia="Times New Roman" w:cs="Times New Roman"/>
-          <w:b/>
-          <w:bCs/>
-          <w:color w:val="212121"/>
-          <w:sz w:val="36"/>
-          <w:szCs w:val="36"/>
-          <w:highlight w:val="white"/>
-          <w:u w:val="single"/>
-          <w:rtl w:val="0"/>
-          <w:lang w:val="en-US"/>
-        </w:rPr>
-      </w:pPr>
+        <w:ind w:left="0" w:leftChars="0" w:firstLine="0" w:firstLineChars="0"/>
+        <w:rPr>
+          <w:rFonts w:hint="default" w:ascii="Times New Roman" w:hAnsi="Times New Roman" w:eastAsia="Times New Roman" w:cs="Times New Roman"/>
+          <w:b/>
+          <w:bCs/>
+          <w:color w:val="212121"/>
+          <w:sz w:val="36"/>
+          <w:szCs w:val="36"/>
+          <w:highlight w:val="white"/>
+          <w:u w:val="single"/>
+          <w:rtl w:val="0"/>
+          <w:lang w:val="en-US"/>
+        </w:rPr>
+      </w:pPr>
+      <w:r>
+        <w:rPr>
+          <w:rFonts w:hint="default" w:ascii="Times New Roman" w:hAnsi="Times New Roman" w:eastAsia="Times New Roman" w:cs="Times New Roman"/>
+          <w:b/>
+          <w:bCs/>
+          <w:color w:val="212121"/>
+          <w:sz w:val="36"/>
+          <w:szCs w:val="36"/>
+          <w:highlight w:val="white"/>
+          <w:u w:val="single"/>
+          <w:rtl w:val="0"/>
+          <w:lang w:val="en-US"/>
+        </w:rPr>
+        <w:t>Validations on Register Page</w:t>
+      </w:r>
     </w:p>
     <w:p>
       <w:pPr>
         <w:numPr>
+          <w:ilvl w:val="0"/>
           <w:numId w:val="0"/>
         </w:numPr>
         <w:ind w:leftChars="0"/>
@@ -2689,6 +2761,7 @@
     <w:p>
       <w:pPr>
         <w:numPr>
+          <w:ilvl w:val="0"/>
           <w:numId w:val="0"/>
         </w:numPr>
         <w:ind w:leftChars="0"/>
@@ -2709,6 +2782,7 @@
     <w:p>
       <w:pPr>
         <w:numPr>
+          <w:ilvl w:val="0"/>
           <w:numId w:val="0"/>
         </w:numPr>
         <w:ind w:leftChars="0"/>
@@ -3103,23 +3177,10 @@
           <w:lang w:val="en-US"/>
         </w:rPr>
       </w:pPr>
-      <w:bookmarkStart w:id="3" w:name="_GoBack"/>
-      <w:bookmarkEnd w:id="3"/>
     </w:p>
     <w:p>
       <w:pPr>
         <w:ind w:left="0" w:firstLine="0"/>
-        <w:rPr>
-          <w:rFonts w:hint="default" w:ascii="Times New Roman" w:hAnsi="Times New Roman" w:eastAsia="Times New Roman" w:cs="Times New Roman"/>
-          <w:b/>
-          <w:bCs/>
-          <w:color w:val="212121"/>
-          <w:sz w:val="36"/>
-          <w:szCs w:val="36"/>
-          <w:highlight w:val="white"/>
-          <w:u w:val="single"/>
-          <w:lang w:val="en-US"/>
-        </w:rPr>
       </w:pPr>
       <w:r>
         <w:rPr>
@@ -3171,1727 +3232,9 @@
           </wp:inline>
         </w:drawing>
       </w:r>
-    </w:p>
-    <w:p>
-      <w:pPr>
-        <w:ind w:left="0" w:firstLine="0"/>
-        <w:rPr>
-          <w:rFonts w:ascii="Times New Roman" w:hAnsi="Times New Roman" w:eastAsia="Times New Roman" w:cs="Times New Roman"/>
-          <w:b/>
-          <w:bCs/>
-          <w:color w:val="212121"/>
-          <w:sz w:val="36"/>
-          <w:szCs w:val="36"/>
-          <w:highlight w:val="white"/>
-          <w:u w:val="single"/>
-        </w:rPr>
-      </w:pPr>
-    </w:p>
-    <w:p>
-      <w:pPr>
-        <w:ind w:left="0" w:firstLine="0"/>
-        <w:rPr>
-          <w:rFonts w:ascii="Times New Roman" w:hAnsi="Times New Roman" w:eastAsia="Times New Roman" w:cs="Times New Roman"/>
-          <w:b/>
-          <w:bCs/>
-          <w:color w:val="212121"/>
-          <w:sz w:val="36"/>
-          <w:szCs w:val="36"/>
-          <w:highlight w:val="white"/>
-          <w:u w:val="single"/>
-        </w:rPr>
-      </w:pPr>
-    </w:p>
-    <w:p>
-      <w:pPr>
-        <w:ind w:left="0" w:firstLine="0"/>
-        <w:rPr>
-          <w:rFonts w:ascii="Times New Roman" w:hAnsi="Times New Roman" w:eastAsia="Times New Roman" w:cs="Times New Roman"/>
-          <w:b/>
-          <w:bCs/>
-          <w:color w:val="212121"/>
-          <w:sz w:val="36"/>
-          <w:szCs w:val="36"/>
-          <w:highlight w:val="white"/>
-          <w:u w:val="single"/>
-        </w:rPr>
-      </w:pPr>
-    </w:p>
-    <w:p>
-      <w:pPr>
-        <w:ind w:left="0" w:firstLine="0"/>
-        <w:rPr>
-          <w:rFonts w:ascii="Times New Roman" w:hAnsi="Times New Roman" w:eastAsia="Times New Roman" w:cs="Times New Roman"/>
-          <w:b/>
-          <w:bCs/>
-          <w:color w:val="212121"/>
-          <w:sz w:val="36"/>
-          <w:szCs w:val="36"/>
-          <w:highlight w:val="white"/>
-          <w:u w:val="single"/>
-        </w:rPr>
-      </w:pPr>
-    </w:p>
-    <w:p>
-      <w:pPr>
-        <w:ind w:left="0" w:firstLine="0"/>
-        <w:rPr>
-          <w:rFonts w:ascii="Times New Roman" w:hAnsi="Times New Roman" w:eastAsia="Times New Roman" w:cs="Times New Roman"/>
-          <w:b/>
-          <w:bCs/>
-          <w:color w:val="212121"/>
-          <w:sz w:val="36"/>
-          <w:szCs w:val="36"/>
-          <w:highlight w:val="white"/>
-          <w:u w:val="single"/>
-        </w:rPr>
-      </w:pPr>
-    </w:p>
-    <w:p>
-      <w:pPr>
-        <w:ind w:left="0" w:firstLine="0"/>
-        <w:rPr>
-          <w:rFonts w:ascii="Times New Roman" w:hAnsi="Times New Roman" w:eastAsia="Times New Roman" w:cs="Times New Roman"/>
-          <w:b/>
-          <w:bCs/>
-          <w:color w:val="212121"/>
-          <w:sz w:val="36"/>
-          <w:szCs w:val="36"/>
-          <w:highlight w:val="white"/>
-          <w:u w:val="single"/>
-        </w:rPr>
-      </w:pPr>
-    </w:p>
-    <w:p>
-      <w:pPr>
-        <w:ind w:left="0" w:firstLine="0"/>
-        <w:rPr>
-          <w:rFonts w:ascii="Times New Roman" w:hAnsi="Times New Roman" w:eastAsia="Times New Roman" w:cs="Times New Roman"/>
-          <w:b/>
-          <w:bCs/>
-          <w:color w:val="212121"/>
-          <w:sz w:val="36"/>
-          <w:szCs w:val="36"/>
-          <w:highlight w:val="white"/>
-          <w:u w:val="single"/>
-        </w:rPr>
-      </w:pPr>
-    </w:p>
-    <w:p>
-      <w:pPr>
-        <w:ind w:left="0" w:firstLine="0"/>
-        <w:rPr>
-          <w:rFonts w:ascii="Times New Roman" w:hAnsi="Times New Roman" w:eastAsia="Times New Roman" w:cs="Times New Roman"/>
-          <w:b/>
-          <w:bCs/>
-          <w:color w:val="212121"/>
-          <w:sz w:val="36"/>
-          <w:szCs w:val="36"/>
-          <w:highlight w:val="white"/>
-          <w:u w:val="single"/>
-        </w:rPr>
-      </w:pPr>
-    </w:p>
-    <w:p>
-      <w:pPr>
-        <w:ind w:left="141" w:firstLine="0"/>
-        <w:rPr>
-          <w:rFonts w:ascii="Times New Roman" w:hAnsi="Times New Roman" w:eastAsia="Times New Roman" w:cs="Times New Roman"/>
-          <w:b/>
-          <w:bCs/>
-          <w:color w:val="212121"/>
-          <w:sz w:val="36"/>
-          <w:szCs w:val="36"/>
-          <w:highlight w:val="white"/>
-          <w:u w:val="single"/>
-        </w:rPr>
-      </w:pPr>
-    </w:p>
-    <w:p>
-      <w:pPr>
-        <w:ind w:left="141" w:firstLine="0"/>
-        <w:rPr>
-          <w:rFonts w:ascii="Times New Roman" w:hAnsi="Times New Roman" w:eastAsia="Times New Roman" w:cs="Times New Roman"/>
-          <w:b/>
-          <w:bCs/>
-          <w:color w:val="212121"/>
-          <w:sz w:val="36"/>
-          <w:szCs w:val="36"/>
-          <w:highlight w:val="white"/>
-          <w:u w:val="single"/>
-        </w:rPr>
-      </w:pPr>
-    </w:p>
-    <w:p>
-      <w:pPr>
-        <w:ind w:left="141" w:firstLine="0"/>
-        <w:rPr>
-          <w:rFonts w:ascii="Times New Roman" w:hAnsi="Times New Roman" w:eastAsia="Times New Roman" w:cs="Times New Roman"/>
-          <w:b/>
-          <w:bCs/>
-          <w:color w:val="212121"/>
-          <w:sz w:val="36"/>
-          <w:szCs w:val="36"/>
-          <w:highlight w:val="white"/>
-          <w:u w:val="single"/>
-        </w:rPr>
-      </w:pPr>
-    </w:p>
-    <w:p>
-      <w:pPr>
-        <w:ind w:left="141" w:firstLine="0"/>
-        <w:rPr>
-          <w:rFonts w:ascii="Times New Roman" w:hAnsi="Times New Roman" w:eastAsia="Times New Roman" w:cs="Times New Roman"/>
-          <w:b/>
-          <w:bCs/>
-          <w:color w:val="212121"/>
-          <w:sz w:val="36"/>
-          <w:szCs w:val="36"/>
-          <w:highlight w:val="white"/>
-          <w:u w:val="single"/>
-        </w:rPr>
-      </w:pPr>
-    </w:p>
-    <w:p>
-      <w:pPr>
-        <w:ind w:left="141" w:firstLine="0"/>
-        <w:rPr>
-          <w:rFonts w:ascii="Times New Roman" w:hAnsi="Times New Roman" w:eastAsia="Times New Roman" w:cs="Times New Roman"/>
-          <w:b/>
-          <w:bCs/>
-          <w:color w:val="212121"/>
-          <w:sz w:val="36"/>
-          <w:szCs w:val="36"/>
-          <w:highlight w:val="white"/>
-          <w:u w:val="single"/>
-        </w:rPr>
-      </w:pPr>
-    </w:p>
-    <w:p>
-      <w:pPr>
-        <w:ind w:left="141" w:firstLine="0"/>
-        <w:rPr>
-          <w:rFonts w:ascii="Times New Roman" w:hAnsi="Times New Roman" w:eastAsia="Times New Roman" w:cs="Times New Roman"/>
-          <w:b/>
-          <w:bCs/>
-          <w:color w:val="212121"/>
-          <w:sz w:val="36"/>
-          <w:szCs w:val="36"/>
-          <w:highlight w:val="white"/>
-          <w:u w:val="single"/>
-        </w:rPr>
-      </w:pPr>
-    </w:p>
-    <w:p>
-      <w:pPr>
-        <w:ind w:left="141" w:firstLine="0"/>
-        <w:rPr>
-          <w:rFonts w:ascii="Times New Roman" w:hAnsi="Times New Roman" w:eastAsia="Times New Roman" w:cs="Times New Roman"/>
-          <w:b/>
-          <w:bCs/>
-          <w:color w:val="212121"/>
-          <w:sz w:val="36"/>
-          <w:szCs w:val="36"/>
-          <w:highlight w:val="white"/>
-          <w:u w:val="single"/>
-        </w:rPr>
-      </w:pPr>
-    </w:p>
-    <w:p>
-      <w:pPr>
-        <w:ind w:left="141" w:firstLine="0"/>
-        <w:rPr>
-          <w:rFonts w:ascii="Times New Roman" w:hAnsi="Times New Roman" w:eastAsia="Times New Roman" w:cs="Times New Roman"/>
-          <w:b/>
-          <w:bCs/>
-          <w:color w:val="212121"/>
-          <w:sz w:val="36"/>
-          <w:szCs w:val="36"/>
-          <w:highlight w:val="white"/>
-          <w:u w:val="single"/>
-        </w:rPr>
-      </w:pPr>
-    </w:p>
-    <w:p>
-      <w:pPr>
-        <w:ind w:left="141" w:firstLine="0"/>
-        <w:rPr>
-          <w:rFonts w:ascii="Times New Roman" w:hAnsi="Times New Roman" w:eastAsia="Times New Roman" w:cs="Times New Roman"/>
-          <w:b/>
-          <w:bCs/>
-          <w:color w:val="212121"/>
-          <w:sz w:val="36"/>
-          <w:szCs w:val="36"/>
-          <w:highlight w:val="white"/>
-          <w:u w:val="single"/>
-        </w:rPr>
-      </w:pPr>
-    </w:p>
-    <w:p>
-      <w:pPr>
-        <w:ind w:left="141" w:firstLine="0"/>
-        <w:rPr>
-          <w:rFonts w:ascii="Times New Roman" w:hAnsi="Times New Roman" w:eastAsia="Times New Roman" w:cs="Times New Roman"/>
-          <w:b/>
-          <w:bCs/>
-          <w:color w:val="212121"/>
-          <w:sz w:val="36"/>
-          <w:szCs w:val="36"/>
-          <w:highlight w:val="white"/>
-          <w:u w:val="single"/>
-        </w:rPr>
-      </w:pPr>
-    </w:p>
-    <w:p>
-      <w:pPr>
-        <w:ind w:left="141" w:firstLine="0"/>
-        <w:rPr>
-          <w:rFonts w:ascii="Times New Roman" w:hAnsi="Times New Roman" w:eastAsia="Times New Roman" w:cs="Times New Roman"/>
-          <w:b/>
-          <w:bCs/>
-          <w:color w:val="212121"/>
-          <w:sz w:val="36"/>
-          <w:szCs w:val="36"/>
-          <w:highlight w:val="white"/>
-          <w:u w:val="single"/>
-        </w:rPr>
-      </w:pPr>
-    </w:p>
-    <w:p>
-      <w:pPr>
-        <w:ind w:left="141" w:firstLine="0"/>
-        <w:rPr>
-          <w:rFonts w:ascii="Times New Roman" w:hAnsi="Times New Roman" w:eastAsia="Times New Roman" w:cs="Times New Roman"/>
-          <w:b/>
-          <w:bCs/>
-          <w:color w:val="212121"/>
-          <w:sz w:val="36"/>
-          <w:szCs w:val="36"/>
-          <w:highlight w:val="white"/>
-          <w:u w:val="single"/>
-        </w:rPr>
-      </w:pPr>
-    </w:p>
-    <w:p>
-      <w:pPr>
-        <w:ind w:left="141" w:firstLine="0"/>
-        <w:rPr>
-          <w:rFonts w:ascii="Times New Roman" w:hAnsi="Times New Roman" w:eastAsia="Times New Roman" w:cs="Times New Roman"/>
-          <w:b/>
-          <w:bCs/>
-          <w:color w:val="212121"/>
-          <w:sz w:val="36"/>
-          <w:szCs w:val="36"/>
-          <w:highlight w:val="white"/>
-          <w:u w:val="single"/>
-        </w:rPr>
-      </w:pPr>
-    </w:p>
-    <w:p>
-      <w:pPr>
-        <w:ind w:left="141" w:firstLine="0"/>
-        <w:rPr>
-          <w:rFonts w:ascii="Times New Roman" w:hAnsi="Times New Roman" w:eastAsia="Times New Roman" w:cs="Times New Roman"/>
-          <w:b/>
-          <w:bCs/>
-          <w:color w:val="212121"/>
-          <w:sz w:val="36"/>
-          <w:szCs w:val="36"/>
-          <w:highlight w:val="white"/>
-          <w:u w:val="single"/>
-        </w:rPr>
-      </w:pPr>
-    </w:p>
-    <w:p>
-      <w:pPr>
-        <w:ind w:left="141" w:firstLine="0"/>
-        <w:rPr>
-          <w:rFonts w:ascii="Times New Roman" w:hAnsi="Times New Roman" w:eastAsia="Times New Roman" w:cs="Times New Roman"/>
-          <w:b/>
-          <w:bCs/>
-          <w:color w:val="212121"/>
-          <w:sz w:val="36"/>
-          <w:szCs w:val="36"/>
-          <w:highlight w:val="white"/>
-          <w:u w:val="single"/>
-        </w:rPr>
-      </w:pPr>
-    </w:p>
-    <w:p>
-      <w:pPr>
-        <w:ind w:left="141" w:firstLine="0"/>
-        <w:rPr>
-          <w:rFonts w:ascii="Times New Roman" w:hAnsi="Times New Roman" w:eastAsia="Times New Roman" w:cs="Times New Roman"/>
-          <w:b/>
-          <w:bCs/>
-          <w:color w:val="212121"/>
-          <w:sz w:val="36"/>
-          <w:szCs w:val="36"/>
-          <w:highlight w:val="white"/>
-          <w:u w:val="single"/>
-        </w:rPr>
-      </w:pPr>
-    </w:p>
-    <w:p>
-      <w:pPr>
-        <w:ind w:left="141" w:firstLine="0"/>
-        <w:rPr>
-          <w:rFonts w:ascii="Times New Roman" w:hAnsi="Times New Roman" w:eastAsia="Times New Roman" w:cs="Times New Roman"/>
-          <w:b/>
-          <w:bCs/>
-          <w:color w:val="212121"/>
-          <w:sz w:val="36"/>
-          <w:szCs w:val="36"/>
-          <w:highlight w:val="white"/>
-          <w:u w:val="single"/>
-        </w:rPr>
-      </w:pPr>
-    </w:p>
-    <w:p>
-      <w:pPr>
-        <w:ind w:left="0" w:firstLine="0"/>
-        <w:rPr>
-          <w:rFonts w:ascii="Times New Roman" w:hAnsi="Times New Roman" w:eastAsia="Times New Roman" w:cs="Times New Roman"/>
-          <w:b/>
-          <w:bCs/>
-          <w:color w:val="212121"/>
-          <w:sz w:val="36"/>
-          <w:szCs w:val="36"/>
-          <w:highlight w:val="white"/>
-          <w:u w:val="single"/>
-        </w:rPr>
-      </w:pPr>
-    </w:p>
-    <w:p>
-      <w:pPr>
-        <w:ind w:left="0" w:firstLine="0"/>
-        <w:rPr>
-          <w:rFonts w:ascii="Times New Roman" w:hAnsi="Times New Roman" w:eastAsia="Times New Roman" w:cs="Times New Roman"/>
-          <w:b/>
-          <w:bCs/>
-          <w:color w:val="212121"/>
-          <w:sz w:val="36"/>
-          <w:szCs w:val="36"/>
-          <w:highlight w:val="white"/>
-          <w:u w:val="single"/>
-        </w:rPr>
-      </w:pPr>
-      <w:r>
-        <w:rPr>
-          <w:rFonts w:ascii="Times New Roman" w:hAnsi="Times New Roman" w:eastAsia="Times New Roman" w:cs="Times New Roman"/>
-          <w:b/>
-          <w:bCs/>
-          <w:color w:val="212121"/>
-          <w:sz w:val="36"/>
-          <w:szCs w:val="36"/>
-          <w:highlight w:val="white"/>
-          <w:u w:val="single"/>
-          <w:rtl w:val="0"/>
-        </w:rPr>
-        <w:t>6. Postman Collections Overview - User View</w:t>
-      </w:r>
-    </w:p>
-    <w:p>
-      <w:pPr>
-        <w:ind w:left="0" w:firstLine="0"/>
-        <w:rPr>
-          <w:rFonts w:ascii="Times New Roman" w:hAnsi="Times New Roman" w:eastAsia="Times New Roman" w:cs="Times New Roman"/>
-          <w:b/>
-          <w:bCs/>
-          <w:color w:val="212121"/>
-          <w:sz w:val="36"/>
-          <w:szCs w:val="36"/>
-          <w:highlight w:val="white"/>
-          <w:u w:val="single"/>
-        </w:rPr>
-      </w:pPr>
-    </w:p>
-    <w:p>
-      <w:pPr>
-        <w:ind w:left="0" w:firstLine="0"/>
-        <w:rPr>
-          <w:rFonts w:ascii="Times New Roman" w:hAnsi="Times New Roman" w:eastAsia="Times New Roman" w:cs="Times New Roman"/>
-          <w:color w:val="212121"/>
-          <w:sz w:val="24"/>
-          <w:szCs w:val="24"/>
-          <w:highlight w:val="white"/>
-          <w:u w:val="single"/>
-        </w:rPr>
-      </w:pPr>
-      <w:r>
-        <w:rPr>
-          <w:rFonts w:ascii="Times New Roman" w:hAnsi="Times New Roman" w:eastAsia="Times New Roman" w:cs="Times New Roman"/>
-          <w:color w:val="212121"/>
-          <w:sz w:val="24"/>
-          <w:szCs w:val="24"/>
-          <w:highlight w:val="white"/>
-          <w:u w:val="single"/>
-          <w:rtl w:val="0"/>
-        </w:rPr>
-        <w:t xml:space="preserve">6.1 User Login with Validations </w:t>
-      </w:r>
-    </w:p>
-    <w:p>
-      <w:pPr>
-        <w:ind w:left="0" w:firstLine="0"/>
-        <w:rPr>
-          <w:rFonts w:ascii="Times New Roman" w:hAnsi="Times New Roman" w:eastAsia="Times New Roman" w:cs="Times New Roman"/>
-          <w:color w:val="212121"/>
-          <w:sz w:val="24"/>
-          <w:szCs w:val="24"/>
-          <w:highlight w:val="white"/>
-          <w:u w:val="single"/>
-        </w:rPr>
-      </w:pPr>
-    </w:p>
-    <w:p>
-      <w:pPr>
-        <w:ind w:left="0" w:firstLine="0"/>
-        <w:rPr>
-          <w:rFonts w:ascii="Times New Roman" w:hAnsi="Times New Roman" w:eastAsia="Times New Roman" w:cs="Times New Roman"/>
-          <w:color w:val="212121"/>
-          <w:sz w:val="24"/>
-          <w:szCs w:val="24"/>
-          <w:highlight w:val="white"/>
-        </w:rPr>
-      </w:pPr>
-      <w:r>
-        <w:rPr>
-          <w:rFonts w:ascii="Times New Roman" w:hAnsi="Times New Roman" w:eastAsia="Times New Roman" w:cs="Times New Roman"/>
-          <w:color w:val="212121"/>
-          <w:sz w:val="24"/>
-          <w:szCs w:val="24"/>
-          <w:highlight w:val="white"/>
-          <w:rtl w:val="0"/>
-        </w:rPr>
-        <w:t>Invalid Credentials Scenario</w:t>
-      </w:r>
-    </w:p>
-    <w:p>
-      <w:pPr>
-        <w:ind w:left="0" w:firstLine="0"/>
-        <w:rPr>
-          <w:rFonts w:ascii="Times New Roman" w:hAnsi="Times New Roman" w:eastAsia="Times New Roman" w:cs="Times New Roman"/>
-          <w:color w:val="212121"/>
-          <w:sz w:val="24"/>
-          <w:szCs w:val="24"/>
-          <w:highlight w:val="white"/>
-        </w:rPr>
-      </w:pPr>
-      <w:r>
-        <w:rPr>
-          <w:rFonts w:ascii="Times New Roman" w:hAnsi="Times New Roman" w:eastAsia="Times New Roman" w:cs="Times New Roman"/>
-          <w:color w:val="212121"/>
-          <w:sz w:val="24"/>
-          <w:szCs w:val="24"/>
-          <w:highlight w:val="white"/>
-        </w:rPr>
-        <w:drawing>
-          <wp:inline distT="114300" distB="114300" distL="114300" distR="114300">
-            <wp:extent cx="5730875" cy="3352800"/>
-            <wp:effectExtent l="12700" t="12700" r="17145" b="17780"/>
-            <wp:docPr id="9" name="image18.png"/>
-            <wp:cNvGraphicFramePr/>
-            <a:graphic xmlns:a="http://schemas.openxmlformats.org/drawingml/2006/main">
-              <a:graphicData uri="http://schemas.openxmlformats.org/drawingml/2006/picture">
-                <pic:pic xmlns:pic="http://schemas.openxmlformats.org/drawingml/2006/picture">
-                  <pic:nvPicPr>
-                    <pic:cNvPr id="9" name="image18.png"/>
-                    <pic:cNvPicPr preferRelativeResize="0"/>
-                  </pic:nvPicPr>
-                  <pic:blipFill>
-                    <a:blip r:embed="rId22"/>
-                    <a:srcRect/>
-                    <a:stretch>
-                      <a:fillRect/>
-                    </a:stretch>
-                  </pic:blipFill>
-                  <pic:spPr>
-                    <a:xfrm>
-                      <a:off x="0" y="0"/>
-                      <a:ext cx="5731200" cy="3352800"/>
-                    </a:xfrm>
-                    <a:prstGeom prst="rect">
-                      <a:avLst/>
-                    </a:prstGeom>
-                    <a:ln w="12700">
-                      <a:solidFill>
-                        <a:srgbClr val="000000"/>
-                      </a:solidFill>
-                      <a:prstDash val="solid"/>
-                    </a:ln>
-                  </pic:spPr>
-                </pic:pic>
-              </a:graphicData>
-            </a:graphic>
-          </wp:inline>
-        </w:drawing>
-      </w:r>
-    </w:p>
-    <w:p>
-      <w:pPr>
-        <w:ind w:left="0" w:firstLine="0"/>
-        <w:rPr>
-          <w:rFonts w:ascii="Times New Roman" w:hAnsi="Times New Roman" w:eastAsia="Times New Roman" w:cs="Times New Roman"/>
-          <w:color w:val="212121"/>
-          <w:sz w:val="24"/>
-          <w:szCs w:val="24"/>
-          <w:highlight w:val="white"/>
-        </w:rPr>
-      </w:pPr>
-    </w:p>
-    <w:p>
-      <w:pPr>
-        <w:ind w:left="0" w:firstLine="0"/>
-        <w:rPr>
-          <w:rFonts w:ascii="Times New Roman" w:hAnsi="Times New Roman" w:eastAsia="Times New Roman" w:cs="Times New Roman"/>
-          <w:color w:val="212121"/>
-          <w:sz w:val="24"/>
-          <w:szCs w:val="24"/>
-          <w:highlight w:val="white"/>
-        </w:rPr>
-      </w:pPr>
-      <w:r>
-        <w:rPr>
-          <w:rFonts w:ascii="Times New Roman" w:hAnsi="Times New Roman" w:eastAsia="Times New Roman" w:cs="Times New Roman"/>
-          <w:color w:val="212121"/>
-          <w:sz w:val="24"/>
-          <w:szCs w:val="24"/>
-          <w:highlight w:val="white"/>
-          <w:rtl w:val="0"/>
-        </w:rPr>
-        <w:t xml:space="preserve">Valid Login </w:t>
-      </w:r>
-      <w:r>
-        <w:drawing>
-          <wp:anchor distT="114300" distB="114300" distL="114300" distR="114300" simplePos="0" relativeHeight="251659264" behindDoc="0" locked="0" layoutInCell="1" allowOverlap="1">
-            <wp:simplePos x="0" y="0"/>
-            <wp:positionH relativeFrom="column">
-              <wp:posOffset>9525</wp:posOffset>
-            </wp:positionH>
-            <wp:positionV relativeFrom="paragraph">
-              <wp:posOffset>306070</wp:posOffset>
-            </wp:positionV>
-            <wp:extent cx="5731510" cy="4229100"/>
-            <wp:effectExtent l="12700" t="12700" r="16510" b="25400"/>
-            <wp:wrapNone/>
-            <wp:docPr id="15" name="image17.png"/>
-            <wp:cNvGraphicFramePr/>
-            <a:graphic xmlns:a="http://schemas.openxmlformats.org/drawingml/2006/main">
-              <a:graphicData uri="http://schemas.openxmlformats.org/drawingml/2006/picture">
-                <pic:pic xmlns:pic="http://schemas.openxmlformats.org/drawingml/2006/picture">
-                  <pic:nvPicPr>
-                    <pic:cNvPr id="15" name="image17.png"/>
-                    <pic:cNvPicPr preferRelativeResize="0"/>
-                  </pic:nvPicPr>
-                  <pic:blipFill>
-                    <a:blip r:embed="rId23"/>
-                    <a:srcRect/>
-                    <a:stretch>
-                      <a:fillRect/>
-                    </a:stretch>
-                  </pic:blipFill>
-                  <pic:spPr>
-                    <a:xfrm>
-                      <a:off x="0" y="0"/>
-                      <a:ext cx="5731200" cy="4229100"/>
-                    </a:xfrm>
-                    <a:prstGeom prst="rect">
-                      <a:avLst/>
-                    </a:prstGeom>
-                    <a:ln w="12700">
-                      <a:solidFill>
-                        <a:srgbClr val="000000"/>
-                      </a:solidFill>
-                      <a:prstDash val="solid"/>
-                    </a:ln>
-                  </pic:spPr>
-                </pic:pic>
-              </a:graphicData>
-            </a:graphic>
-          </wp:anchor>
-        </w:drawing>
-      </w:r>
-    </w:p>
-    <w:p>
-      <w:pPr>
-        <w:ind w:left="0" w:firstLine="0"/>
-        <w:rPr>
-          <w:rFonts w:ascii="Times New Roman" w:hAnsi="Times New Roman" w:eastAsia="Times New Roman" w:cs="Times New Roman"/>
-          <w:color w:val="212121"/>
-          <w:sz w:val="24"/>
-          <w:szCs w:val="24"/>
-          <w:highlight w:val="white"/>
-        </w:rPr>
-      </w:pPr>
-    </w:p>
-    <w:p>
-      <w:pPr>
-        <w:ind w:left="0" w:firstLine="0"/>
-        <w:rPr>
-          <w:rFonts w:ascii="Times New Roman" w:hAnsi="Times New Roman" w:eastAsia="Times New Roman" w:cs="Times New Roman"/>
-          <w:color w:val="212121"/>
-          <w:sz w:val="24"/>
-          <w:szCs w:val="24"/>
-          <w:highlight w:val="white"/>
-        </w:rPr>
-      </w:pPr>
-    </w:p>
-    <w:p>
-      <w:pPr>
-        <w:ind w:left="0" w:firstLine="0"/>
-        <w:rPr>
-          <w:rFonts w:ascii="Times New Roman" w:hAnsi="Times New Roman" w:eastAsia="Times New Roman" w:cs="Times New Roman"/>
-          <w:color w:val="212121"/>
-          <w:sz w:val="24"/>
-          <w:szCs w:val="24"/>
-          <w:highlight w:val="white"/>
-        </w:rPr>
-      </w:pPr>
-    </w:p>
-    <w:p>
-      <w:pPr>
-        <w:ind w:left="0" w:firstLine="0"/>
-        <w:rPr>
-          <w:rFonts w:ascii="Times New Roman" w:hAnsi="Times New Roman" w:eastAsia="Times New Roman" w:cs="Times New Roman"/>
-          <w:color w:val="212121"/>
-          <w:sz w:val="24"/>
-          <w:szCs w:val="24"/>
-          <w:highlight w:val="white"/>
-        </w:rPr>
-      </w:pPr>
-    </w:p>
-    <w:p>
-      <w:pPr>
-        <w:ind w:left="0" w:firstLine="0"/>
-        <w:rPr>
-          <w:rFonts w:ascii="Times New Roman" w:hAnsi="Times New Roman" w:eastAsia="Times New Roman" w:cs="Times New Roman"/>
-          <w:color w:val="212121"/>
-          <w:sz w:val="24"/>
-          <w:szCs w:val="24"/>
-          <w:highlight w:val="white"/>
-        </w:rPr>
-      </w:pPr>
-    </w:p>
-    <w:p>
-      <w:pPr>
-        <w:ind w:left="0" w:firstLine="0"/>
-        <w:rPr>
-          <w:rFonts w:ascii="Times New Roman" w:hAnsi="Times New Roman" w:eastAsia="Times New Roman" w:cs="Times New Roman"/>
-          <w:color w:val="212121"/>
-          <w:sz w:val="24"/>
-          <w:szCs w:val="24"/>
-          <w:highlight w:val="white"/>
-        </w:rPr>
-      </w:pPr>
-    </w:p>
-    <w:p>
-      <w:pPr>
-        <w:ind w:left="0" w:firstLine="0"/>
-        <w:rPr>
-          <w:rFonts w:ascii="Times New Roman" w:hAnsi="Times New Roman" w:eastAsia="Times New Roman" w:cs="Times New Roman"/>
-          <w:color w:val="212121"/>
-          <w:sz w:val="24"/>
-          <w:szCs w:val="24"/>
-          <w:highlight w:val="white"/>
-        </w:rPr>
-      </w:pPr>
-    </w:p>
-    <w:p>
-      <w:pPr>
-        <w:ind w:left="0" w:firstLine="0"/>
-        <w:rPr>
-          <w:rFonts w:ascii="Times New Roman" w:hAnsi="Times New Roman" w:eastAsia="Times New Roman" w:cs="Times New Roman"/>
-          <w:color w:val="212121"/>
-          <w:sz w:val="24"/>
-          <w:szCs w:val="24"/>
-          <w:highlight w:val="white"/>
-        </w:rPr>
-      </w:pPr>
-    </w:p>
-    <w:p>
-      <w:pPr>
-        <w:ind w:left="0" w:firstLine="0"/>
-        <w:rPr>
-          <w:rFonts w:ascii="Times New Roman" w:hAnsi="Times New Roman" w:eastAsia="Times New Roman" w:cs="Times New Roman"/>
-          <w:color w:val="212121"/>
-          <w:sz w:val="24"/>
-          <w:szCs w:val="24"/>
-          <w:highlight w:val="white"/>
-        </w:rPr>
-      </w:pPr>
-    </w:p>
-    <w:p>
-      <w:pPr>
-        <w:ind w:left="0" w:firstLine="0"/>
-        <w:rPr>
-          <w:rFonts w:ascii="Times New Roman" w:hAnsi="Times New Roman" w:eastAsia="Times New Roman" w:cs="Times New Roman"/>
-          <w:color w:val="212121"/>
-          <w:sz w:val="24"/>
-          <w:szCs w:val="24"/>
-          <w:highlight w:val="white"/>
-        </w:rPr>
-      </w:pPr>
-    </w:p>
-    <w:p>
-      <w:pPr>
-        <w:ind w:left="0" w:firstLine="0"/>
-        <w:rPr>
-          <w:rFonts w:ascii="Times New Roman" w:hAnsi="Times New Roman" w:eastAsia="Times New Roman" w:cs="Times New Roman"/>
-          <w:color w:val="212121"/>
-          <w:sz w:val="24"/>
-          <w:szCs w:val="24"/>
-          <w:highlight w:val="white"/>
-        </w:rPr>
-      </w:pPr>
-    </w:p>
-    <w:p>
-      <w:pPr>
-        <w:ind w:left="0" w:firstLine="0"/>
-        <w:rPr>
-          <w:rFonts w:ascii="Times New Roman" w:hAnsi="Times New Roman" w:eastAsia="Times New Roman" w:cs="Times New Roman"/>
-          <w:color w:val="212121"/>
-          <w:sz w:val="24"/>
-          <w:szCs w:val="24"/>
-          <w:highlight w:val="white"/>
-        </w:rPr>
-      </w:pPr>
-    </w:p>
-    <w:p>
-      <w:pPr>
-        <w:ind w:left="0" w:firstLine="0"/>
-        <w:rPr>
-          <w:rFonts w:ascii="Times New Roman" w:hAnsi="Times New Roman" w:eastAsia="Times New Roman" w:cs="Times New Roman"/>
-          <w:color w:val="212121"/>
-          <w:sz w:val="24"/>
-          <w:szCs w:val="24"/>
-          <w:highlight w:val="white"/>
-        </w:rPr>
-      </w:pPr>
-    </w:p>
-    <w:p>
-      <w:pPr>
-        <w:ind w:left="0" w:firstLine="0"/>
-        <w:rPr>
-          <w:rFonts w:ascii="Times New Roman" w:hAnsi="Times New Roman" w:eastAsia="Times New Roman" w:cs="Times New Roman"/>
-          <w:color w:val="212121"/>
-          <w:sz w:val="24"/>
-          <w:szCs w:val="24"/>
-          <w:highlight w:val="white"/>
-        </w:rPr>
-      </w:pPr>
-    </w:p>
-    <w:p>
-      <w:pPr>
-        <w:ind w:left="0" w:firstLine="0"/>
-        <w:rPr>
-          <w:rFonts w:ascii="Times New Roman" w:hAnsi="Times New Roman" w:eastAsia="Times New Roman" w:cs="Times New Roman"/>
-          <w:color w:val="212121"/>
-          <w:sz w:val="24"/>
-          <w:szCs w:val="24"/>
-          <w:highlight w:val="white"/>
-        </w:rPr>
-      </w:pPr>
-    </w:p>
-    <w:p>
-      <w:pPr>
-        <w:ind w:left="0" w:firstLine="0"/>
-        <w:rPr>
-          <w:rFonts w:ascii="Times New Roman" w:hAnsi="Times New Roman" w:eastAsia="Times New Roman" w:cs="Times New Roman"/>
-          <w:color w:val="212121"/>
-          <w:sz w:val="24"/>
-          <w:szCs w:val="24"/>
-          <w:highlight w:val="white"/>
-        </w:rPr>
-      </w:pPr>
-    </w:p>
-    <w:p>
-      <w:pPr>
-        <w:ind w:left="0" w:firstLine="0"/>
-        <w:rPr>
-          <w:rFonts w:ascii="Times New Roman" w:hAnsi="Times New Roman" w:eastAsia="Times New Roman" w:cs="Times New Roman"/>
-          <w:color w:val="212121"/>
-          <w:sz w:val="24"/>
-          <w:szCs w:val="24"/>
-          <w:highlight w:val="white"/>
-        </w:rPr>
-      </w:pPr>
-    </w:p>
-    <w:p>
-      <w:pPr>
-        <w:ind w:left="0" w:firstLine="0"/>
-        <w:rPr>
-          <w:rFonts w:ascii="Times New Roman" w:hAnsi="Times New Roman" w:eastAsia="Times New Roman" w:cs="Times New Roman"/>
-          <w:color w:val="212121"/>
-          <w:sz w:val="24"/>
-          <w:szCs w:val="24"/>
-          <w:highlight w:val="white"/>
-        </w:rPr>
-      </w:pPr>
-    </w:p>
-    <w:p>
-      <w:pPr>
-        <w:ind w:left="0" w:firstLine="0"/>
-        <w:rPr>
-          <w:rFonts w:ascii="Times New Roman" w:hAnsi="Times New Roman" w:eastAsia="Times New Roman" w:cs="Times New Roman"/>
-          <w:color w:val="212121"/>
-          <w:sz w:val="24"/>
-          <w:szCs w:val="24"/>
-          <w:highlight w:val="white"/>
-        </w:rPr>
-      </w:pPr>
-      <w:r>
-        <w:rPr>
-          <w:rFonts w:ascii="Times New Roman" w:hAnsi="Times New Roman" w:eastAsia="Times New Roman" w:cs="Times New Roman"/>
-          <w:color w:val="212121"/>
-          <w:sz w:val="24"/>
-          <w:szCs w:val="24"/>
-          <w:highlight w:val="white"/>
-          <w:rtl w:val="0"/>
-        </w:rPr>
-        <w:t>User Registration with Validation - User already exists</w:t>
-      </w:r>
-    </w:p>
-    <w:p>
-      <w:pPr>
-        <w:ind w:left="0" w:firstLine="0"/>
-        <w:rPr>
-          <w:rFonts w:ascii="Times New Roman" w:hAnsi="Times New Roman" w:eastAsia="Times New Roman" w:cs="Times New Roman"/>
-          <w:color w:val="212121"/>
-          <w:sz w:val="24"/>
-          <w:szCs w:val="24"/>
-          <w:highlight w:val="white"/>
-        </w:rPr>
-      </w:pPr>
-      <w:r>
-        <w:rPr>
-          <w:rFonts w:ascii="Times New Roman" w:hAnsi="Times New Roman" w:eastAsia="Times New Roman" w:cs="Times New Roman"/>
-          <w:color w:val="212121"/>
-          <w:sz w:val="24"/>
-          <w:szCs w:val="24"/>
-          <w:highlight w:val="white"/>
-        </w:rPr>
-        <w:drawing>
-          <wp:inline distT="114300" distB="114300" distL="114300" distR="114300">
-            <wp:extent cx="5730875" cy="3314700"/>
-            <wp:effectExtent l="12700" t="12700" r="17145" b="25400"/>
-            <wp:docPr id="6" name="image9.png"/>
-            <wp:cNvGraphicFramePr/>
-            <a:graphic xmlns:a="http://schemas.openxmlformats.org/drawingml/2006/main">
-              <a:graphicData uri="http://schemas.openxmlformats.org/drawingml/2006/picture">
-                <pic:pic xmlns:pic="http://schemas.openxmlformats.org/drawingml/2006/picture">
-                  <pic:nvPicPr>
-                    <pic:cNvPr id="6" name="image9.png"/>
-                    <pic:cNvPicPr preferRelativeResize="0"/>
-                  </pic:nvPicPr>
-                  <pic:blipFill>
-                    <a:blip r:embed="rId24"/>
-                    <a:srcRect/>
-                    <a:stretch>
-                      <a:fillRect/>
-                    </a:stretch>
-                  </pic:blipFill>
-                  <pic:spPr>
-                    <a:xfrm>
-                      <a:off x="0" y="0"/>
-                      <a:ext cx="5731200" cy="3314700"/>
-                    </a:xfrm>
-                    <a:prstGeom prst="rect">
-                      <a:avLst/>
-                    </a:prstGeom>
-                    <a:ln w="12700">
-                      <a:solidFill>
-                        <a:srgbClr val="000000"/>
-                      </a:solidFill>
-                      <a:prstDash val="solid"/>
-                    </a:ln>
-                  </pic:spPr>
-                </pic:pic>
-              </a:graphicData>
-            </a:graphic>
-          </wp:inline>
-        </w:drawing>
-      </w:r>
-    </w:p>
-    <w:p>
-      <w:pPr>
-        <w:ind w:left="0" w:firstLine="0"/>
-        <w:rPr>
-          <w:rFonts w:ascii="Times New Roman" w:hAnsi="Times New Roman" w:eastAsia="Times New Roman" w:cs="Times New Roman"/>
-          <w:color w:val="212121"/>
-          <w:sz w:val="24"/>
-          <w:szCs w:val="24"/>
-          <w:highlight w:val="white"/>
-        </w:rPr>
-      </w:pPr>
-    </w:p>
-    <w:p>
-      <w:pPr>
-        <w:ind w:left="0" w:firstLine="0"/>
-        <w:rPr>
-          <w:rFonts w:ascii="Times New Roman" w:hAnsi="Times New Roman" w:eastAsia="Times New Roman" w:cs="Times New Roman"/>
-          <w:color w:val="212121"/>
-          <w:sz w:val="24"/>
-          <w:szCs w:val="24"/>
-          <w:highlight w:val="white"/>
-        </w:rPr>
-      </w:pPr>
-      <w:r>
-        <w:rPr>
-          <w:rFonts w:ascii="Times New Roman" w:hAnsi="Times New Roman" w:eastAsia="Times New Roman" w:cs="Times New Roman"/>
-          <w:color w:val="212121"/>
-          <w:sz w:val="24"/>
-          <w:szCs w:val="24"/>
-          <w:highlight w:val="white"/>
-          <w:rtl w:val="0"/>
-        </w:rPr>
-        <w:t>Successful User Creation</w:t>
-      </w:r>
-    </w:p>
-    <w:p>
-      <w:pPr>
-        <w:ind w:left="0" w:firstLine="0"/>
-        <w:rPr>
-          <w:rFonts w:ascii="Times New Roman" w:hAnsi="Times New Roman" w:eastAsia="Times New Roman" w:cs="Times New Roman"/>
-          <w:color w:val="212121"/>
-          <w:sz w:val="24"/>
-          <w:szCs w:val="24"/>
-          <w:highlight w:val="white"/>
-        </w:rPr>
-      </w:pPr>
-      <w:r>
-        <w:rPr>
-          <w:rFonts w:ascii="Times New Roman" w:hAnsi="Times New Roman" w:eastAsia="Times New Roman" w:cs="Times New Roman"/>
-          <w:color w:val="212121"/>
-          <w:sz w:val="24"/>
-          <w:szCs w:val="24"/>
-          <w:highlight w:val="white"/>
-        </w:rPr>
-        <w:drawing>
-          <wp:inline distT="114300" distB="114300" distL="114300" distR="114300">
-            <wp:extent cx="5730875" cy="3263900"/>
-            <wp:effectExtent l="12700" t="12700" r="17145" b="15240"/>
-            <wp:docPr id="18" name="image6.png"/>
-            <wp:cNvGraphicFramePr/>
-            <a:graphic xmlns:a="http://schemas.openxmlformats.org/drawingml/2006/main">
-              <a:graphicData uri="http://schemas.openxmlformats.org/drawingml/2006/picture">
-                <pic:pic xmlns:pic="http://schemas.openxmlformats.org/drawingml/2006/picture">
-                  <pic:nvPicPr>
-                    <pic:cNvPr id="18" name="image6.png"/>
-                    <pic:cNvPicPr preferRelativeResize="0"/>
-                  </pic:nvPicPr>
-                  <pic:blipFill>
-                    <a:blip r:embed="rId25"/>
-                    <a:srcRect/>
-                    <a:stretch>
-                      <a:fillRect/>
-                    </a:stretch>
-                  </pic:blipFill>
-                  <pic:spPr>
-                    <a:xfrm>
-                      <a:off x="0" y="0"/>
-                      <a:ext cx="5731200" cy="3263900"/>
-                    </a:xfrm>
-                    <a:prstGeom prst="rect">
-                      <a:avLst/>
-                    </a:prstGeom>
-                    <a:ln w="12700">
-                      <a:solidFill>
-                        <a:srgbClr val="000000"/>
-                      </a:solidFill>
-                      <a:prstDash val="solid"/>
-                    </a:ln>
-                  </pic:spPr>
-                </pic:pic>
-              </a:graphicData>
-            </a:graphic>
-          </wp:inline>
-        </w:drawing>
-      </w:r>
-    </w:p>
-    <w:p>
-      <w:pPr>
-        <w:ind w:left="0" w:firstLine="0"/>
-        <w:rPr>
-          <w:rFonts w:ascii="Times New Roman" w:hAnsi="Times New Roman" w:eastAsia="Times New Roman" w:cs="Times New Roman"/>
-          <w:color w:val="212121"/>
-          <w:sz w:val="24"/>
-          <w:szCs w:val="24"/>
-          <w:highlight w:val="white"/>
-        </w:rPr>
-      </w:pPr>
-    </w:p>
-    <w:p>
-      <w:pPr>
-        <w:ind w:left="0" w:firstLine="0"/>
-        <w:rPr>
-          <w:rFonts w:ascii="Times New Roman" w:hAnsi="Times New Roman" w:eastAsia="Times New Roman" w:cs="Times New Roman"/>
-          <w:color w:val="212121"/>
-          <w:sz w:val="24"/>
-          <w:szCs w:val="24"/>
-          <w:highlight w:val="white"/>
-        </w:rPr>
-      </w:pPr>
-    </w:p>
-    <w:p>
-      <w:pPr>
-        <w:ind w:left="0" w:firstLine="0"/>
-        <w:rPr>
-          <w:rFonts w:ascii="Times New Roman" w:hAnsi="Times New Roman" w:eastAsia="Times New Roman" w:cs="Times New Roman"/>
-          <w:color w:val="212121"/>
-          <w:sz w:val="24"/>
-          <w:szCs w:val="24"/>
-          <w:highlight w:val="white"/>
-        </w:rPr>
-      </w:pPr>
-    </w:p>
-    <w:p>
-      <w:pPr>
-        <w:ind w:left="0" w:firstLine="0"/>
-        <w:rPr>
-          <w:rFonts w:ascii="Times New Roman" w:hAnsi="Times New Roman" w:eastAsia="Times New Roman" w:cs="Times New Roman"/>
-          <w:color w:val="212121"/>
-          <w:sz w:val="24"/>
-          <w:szCs w:val="24"/>
-          <w:highlight w:val="white"/>
-        </w:rPr>
-      </w:pPr>
-    </w:p>
-    <w:p>
-      <w:pPr>
-        <w:ind w:left="0" w:firstLine="0"/>
-        <w:rPr>
-          <w:rFonts w:ascii="Times New Roman" w:hAnsi="Times New Roman" w:eastAsia="Times New Roman" w:cs="Times New Roman"/>
-          <w:color w:val="212121"/>
-          <w:sz w:val="24"/>
-          <w:szCs w:val="24"/>
-          <w:highlight w:val="white"/>
-        </w:rPr>
-      </w:pPr>
-    </w:p>
-    <w:p>
-      <w:pPr>
-        <w:ind w:left="0" w:firstLine="0"/>
-        <w:rPr>
-          <w:rFonts w:ascii="Times New Roman" w:hAnsi="Times New Roman" w:eastAsia="Times New Roman" w:cs="Times New Roman"/>
-          <w:color w:val="212121"/>
-          <w:sz w:val="24"/>
-          <w:szCs w:val="24"/>
-          <w:highlight w:val="white"/>
-        </w:rPr>
-      </w:pPr>
-    </w:p>
-    <w:p>
-      <w:pPr>
-        <w:ind w:left="0" w:firstLine="0"/>
-        <w:rPr>
-          <w:rFonts w:ascii="Times New Roman" w:hAnsi="Times New Roman" w:eastAsia="Times New Roman" w:cs="Times New Roman"/>
-          <w:color w:val="212121"/>
-          <w:sz w:val="24"/>
-          <w:szCs w:val="24"/>
-          <w:highlight w:val="white"/>
-        </w:rPr>
-      </w:pPr>
-    </w:p>
-    <w:p>
-      <w:pPr>
-        <w:ind w:left="0" w:firstLine="0"/>
-        <w:rPr>
-          <w:rFonts w:ascii="Times New Roman" w:hAnsi="Times New Roman" w:eastAsia="Times New Roman" w:cs="Times New Roman"/>
-          <w:color w:val="212121"/>
-          <w:sz w:val="24"/>
-          <w:szCs w:val="24"/>
-          <w:highlight w:val="white"/>
-        </w:rPr>
-      </w:pPr>
-    </w:p>
-    <w:p>
-      <w:pPr>
-        <w:ind w:left="0" w:firstLine="0"/>
-        <w:rPr>
-          <w:rFonts w:ascii="Times New Roman" w:hAnsi="Times New Roman" w:eastAsia="Times New Roman" w:cs="Times New Roman"/>
-          <w:color w:val="212121"/>
-          <w:sz w:val="24"/>
-          <w:szCs w:val="24"/>
-          <w:highlight w:val="white"/>
-        </w:rPr>
-      </w:pPr>
-      <w:r>
-        <w:rPr>
-          <w:rFonts w:ascii="Times New Roman" w:hAnsi="Times New Roman" w:eastAsia="Times New Roman" w:cs="Times New Roman"/>
-          <w:color w:val="212121"/>
-          <w:sz w:val="24"/>
-          <w:szCs w:val="24"/>
-          <w:highlight w:val="white"/>
-          <w:rtl w:val="0"/>
-        </w:rPr>
-        <w:t>Lodging a grievance</w:t>
-      </w:r>
-    </w:p>
-    <w:p>
-      <w:pPr>
-        <w:ind w:left="0" w:firstLine="0"/>
-        <w:rPr>
-          <w:rFonts w:ascii="Times New Roman" w:hAnsi="Times New Roman" w:eastAsia="Times New Roman" w:cs="Times New Roman"/>
-          <w:color w:val="212121"/>
-          <w:sz w:val="24"/>
-          <w:szCs w:val="24"/>
-          <w:highlight w:val="white"/>
-        </w:rPr>
-      </w:pPr>
-      <w:r>
-        <w:rPr>
-          <w:rFonts w:ascii="Times New Roman" w:hAnsi="Times New Roman" w:eastAsia="Times New Roman" w:cs="Times New Roman"/>
-          <w:color w:val="212121"/>
-          <w:sz w:val="24"/>
-          <w:szCs w:val="24"/>
-          <w:highlight w:val="white"/>
-        </w:rPr>
-        <w:drawing>
-          <wp:inline distT="114300" distB="114300" distL="114300" distR="114300">
-            <wp:extent cx="5730875" cy="3225800"/>
-            <wp:effectExtent l="12700" t="12700" r="17145" b="22860"/>
-            <wp:docPr id="10" name="image16.png"/>
-            <wp:cNvGraphicFramePr/>
-            <a:graphic xmlns:a="http://schemas.openxmlformats.org/drawingml/2006/main">
-              <a:graphicData uri="http://schemas.openxmlformats.org/drawingml/2006/picture">
-                <pic:pic xmlns:pic="http://schemas.openxmlformats.org/drawingml/2006/picture">
-                  <pic:nvPicPr>
-                    <pic:cNvPr id="10" name="image16.png"/>
-                    <pic:cNvPicPr preferRelativeResize="0"/>
-                  </pic:nvPicPr>
-                  <pic:blipFill>
-                    <a:blip r:embed="rId26"/>
-                    <a:srcRect/>
-                    <a:stretch>
-                      <a:fillRect/>
-                    </a:stretch>
-                  </pic:blipFill>
-                  <pic:spPr>
-                    <a:xfrm>
-                      <a:off x="0" y="0"/>
-                      <a:ext cx="5731200" cy="3225800"/>
-                    </a:xfrm>
-                    <a:prstGeom prst="rect">
-                      <a:avLst/>
-                    </a:prstGeom>
-                    <a:ln w="12700">
-                      <a:solidFill>
-                        <a:srgbClr val="000000"/>
-                      </a:solidFill>
-                      <a:prstDash val="solid"/>
-                    </a:ln>
-                  </pic:spPr>
-                </pic:pic>
-              </a:graphicData>
-            </a:graphic>
-          </wp:inline>
-        </w:drawing>
-      </w:r>
-    </w:p>
-    <w:p>
-      <w:pPr>
-        <w:ind w:left="0" w:firstLine="0"/>
-        <w:rPr>
-          <w:rFonts w:ascii="Times New Roman" w:hAnsi="Times New Roman" w:eastAsia="Times New Roman" w:cs="Times New Roman"/>
-          <w:color w:val="212121"/>
-          <w:sz w:val="24"/>
-          <w:szCs w:val="24"/>
-          <w:highlight w:val="white"/>
-        </w:rPr>
-      </w:pPr>
-    </w:p>
-    <w:p>
-      <w:pPr>
-        <w:ind w:left="0" w:firstLine="0"/>
-        <w:rPr>
-          <w:rFonts w:ascii="Times New Roman" w:hAnsi="Times New Roman" w:eastAsia="Times New Roman" w:cs="Times New Roman"/>
-          <w:color w:val="212121"/>
-          <w:sz w:val="24"/>
-          <w:szCs w:val="24"/>
-          <w:highlight w:val="white"/>
-        </w:rPr>
-      </w:pPr>
-      <w:r>
-        <w:rPr>
-          <w:rFonts w:ascii="Times New Roman" w:hAnsi="Times New Roman" w:eastAsia="Times New Roman" w:cs="Times New Roman"/>
-          <w:color w:val="212121"/>
-          <w:sz w:val="24"/>
-          <w:szCs w:val="24"/>
-          <w:highlight w:val="white"/>
-          <w:rtl w:val="0"/>
-        </w:rPr>
-        <w:t>Checking the status</w:t>
-      </w:r>
-    </w:p>
-    <w:p>
-      <w:pPr>
-        <w:ind w:left="0" w:firstLine="0"/>
-        <w:rPr>
-          <w:rFonts w:ascii="Times New Roman" w:hAnsi="Times New Roman" w:eastAsia="Times New Roman" w:cs="Times New Roman"/>
-          <w:color w:val="212121"/>
-          <w:sz w:val="24"/>
-          <w:szCs w:val="24"/>
-          <w:highlight w:val="white"/>
-        </w:rPr>
-      </w:pPr>
-      <w:r>
-        <w:rPr>
-          <w:rFonts w:ascii="Times New Roman" w:hAnsi="Times New Roman" w:eastAsia="Times New Roman" w:cs="Times New Roman"/>
-          <w:color w:val="212121"/>
-          <w:sz w:val="24"/>
-          <w:szCs w:val="24"/>
-          <w:highlight w:val="white"/>
-        </w:rPr>
-        <w:drawing>
-          <wp:inline distT="114300" distB="114300" distL="114300" distR="114300">
-            <wp:extent cx="5730875" cy="3314700"/>
-            <wp:effectExtent l="12700" t="12700" r="17145" b="25400"/>
-            <wp:docPr id="1" name="image2.png"/>
-            <wp:cNvGraphicFramePr/>
-            <a:graphic xmlns:a="http://schemas.openxmlformats.org/drawingml/2006/main">
-              <a:graphicData uri="http://schemas.openxmlformats.org/drawingml/2006/picture">
-                <pic:pic xmlns:pic="http://schemas.openxmlformats.org/drawingml/2006/picture">
-                  <pic:nvPicPr>
-                    <pic:cNvPr id="1" name="image2.png"/>
-                    <pic:cNvPicPr preferRelativeResize="0"/>
-                  </pic:nvPicPr>
-                  <pic:blipFill>
-                    <a:blip r:embed="rId27"/>
-                    <a:srcRect/>
-                    <a:stretch>
-                      <a:fillRect/>
-                    </a:stretch>
-                  </pic:blipFill>
-                  <pic:spPr>
-                    <a:xfrm>
-                      <a:off x="0" y="0"/>
-                      <a:ext cx="5731200" cy="3314700"/>
-                    </a:xfrm>
-                    <a:prstGeom prst="rect">
-                      <a:avLst/>
-                    </a:prstGeom>
-                    <a:ln w="12700">
-                      <a:solidFill>
-                        <a:srgbClr val="000000"/>
-                      </a:solidFill>
-                      <a:prstDash val="solid"/>
-                    </a:ln>
-                  </pic:spPr>
-                </pic:pic>
-              </a:graphicData>
-            </a:graphic>
-          </wp:inline>
-        </w:drawing>
-      </w:r>
-    </w:p>
-    <w:p>
-      <w:pPr>
-        <w:ind w:left="0" w:firstLine="0"/>
-        <w:rPr>
-          <w:rFonts w:ascii="Times New Roman" w:hAnsi="Times New Roman" w:eastAsia="Times New Roman" w:cs="Times New Roman"/>
-          <w:color w:val="212121"/>
-          <w:sz w:val="24"/>
-          <w:szCs w:val="24"/>
-          <w:highlight w:val="white"/>
-        </w:rPr>
-      </w:pPr>
-    </w:p>
-    <w:p>
-      <w:pPr>
-        <w:ind w:left="0" w:firstLine="0"/>
-        <w:rPr>
-          <w:rFonts w:ascii="Times New Roman" w:hAnsi="Times New Roman" w:eastAsia="Times New Roman" w:cs="Times New Roman"/>
-          <w:color w:val="212121"/>
-          <w:sz w:val="24"/>
-          <w:szCs w:val="24"/>
-          <w:highlight w:val="white"/>
-        </w:rPr>
-      </w:pPr>
-    </w:p>
-    <w:p>
-      <w:pPr>
-        <w:ind w:left="0" w:firstLine="0"/>
-        <w:rPr>
-          <w:rFonts w:ascii="Times New Roman" w:hAnsi="Times New Roman" w:eastAsia="Times New Roman" w:cs="Times New Roman"/>
-          <w:color w:val="212121"/>
-          <w:sz w:val="24"/>
-          <w:szCs w:val="24"/>
-          <w:highlight w:val="white"/>
-        </w:rPr>
-      </w:pPr>
-    </w:p>
-    <w:p>
-      <w:pPr>
-        <w:ind w:left="0" w:firstLine="0"/>
-        <w:rPr>
-          <w:rFonts w:ascii="Times New Roman" w:hAnsi="Times New Roman" w:eastAsia="Times New Roman" w:cs="Times New Roman"/>
-          <w:color w:val="212121"/>
-          <w:sz w:val="24"/>
-          <w:szCs w:val="24"/>
-          <w:highlight w:val="white"/>
-        </w:rPr>
-      </w:pPr>
-    </w:p>
-    <w:p>
-      <w:pPr>
-        <w:ind w:left="0" w:firstLine="0"/>
-        <w:rPr>
-          <w:rFonts w:ascii="Times New Roman" w:hAnsi="Times New Roman" w:eastAsia="Times New Roman" w:cs="Times New Roman"/>
-          <w:color w:val="212121"/>
-          <w:sz w:val="24"/>
-          <w:szCs w:val="24"/>
-          <w:highlight w:val="white"/>
-        </w:rPr>
-      </w:pPr>
-    </w:p>
-    <w:p>
-      <w:pPr>
-        <w:ind w:left="0" w:firstLine="0"/>
-        <w:rPr>
-          <w:rFonts w:ascii="Times New Roman" w:hAnsi="Times New Roman" w:eastAsia="Times New Roman" w:cs="Times New Roman"/>
-          <w:color w:val="212121"/>
-          <w:sz w:val="24"/>
-          <w:szCs w:val="24"/>
-          <w:highlight w:val="white"/>
-        </w:rPr>
-      </w:pPr>
-    </w:p>
-    <w:p>
-      <w:pPr>
-        <w:ind w:left="0" w:firstLine="0"/>
-        <w:rPr>
-          <w:rFonts w:ascii="Times New Roman" w:hAnsi="Times New Roman" w:eastAsia="Times New Roman" w:cs="Times New Roman"/>
-          <w:b/>
-          <w:bCs/>
-          <w:color w:val="212121"/>
-          <w:sz w:val="36"/>
-          <w:szCs w:val="36"/>
-          <w:highlight w:val="white"/>
-          <w:u w:val="single"/>
-        </w:rPr>
-      </w:pPr>
-      <w:r>
-        <w:rPr>
-          <w:rFonts w:ascii="Times New Roman" w:hAnsi="Times New Roman" w:eastAsia="Times New Roman" w:cs="Times New Roman"/>
-          <w:b/>
-          <w:bCs/>
-          <w:color w:val="212121"/>
-          <w:sz w:val="36"/>
-          <w:szCs w:val="36"/>
-          <w:highlight w:val="white"/>
-          <w:u w:val="single"/>
-          <w:rtl w:val="0"/>
-        </w:rPr>
-        <w:t>7. Angular Frontend</w:t>
-      </w:r>
-    </w:p>
-    <w:p>
-      <w:pPr>
-        <w:ind w:left="0" w:firstLine="0"/>
-        <w:rPr>
-          <w:rFonts w:ascii="Times New Roman" w:hAnsi="Times New Roman" w:eastAsia="Times New Roman" w:cs="Times New Roman"/>
-          <w:b/>
-          <w:bCs/>
-          <w:color w:val="212121"/>
-          <w:sz w:val="36"/>
-          <w:szCs w:val="36"/>
-          <w:highlight w:val="white"/>
-          <w:u w:val="single"/>
-        </w:rPr>
-      </w:pPr>
-    </w:p>
-    <w:p>
-      <w:pPr>
-        <w:ind w:left="0" w:firstLine="0"/>
-        <w:rPr>
-          <w:rFonts w:ascii="Times New Roman" w:hAnsi="Times New Roman" w:eastAsia="Times New Roman" w:cs="Times New Roman"/>
-          <w:color w:val="212121"/>
-          <w:sz w:val="28"/>
-          <w:szCs w:val="28"/>
-          <w:highlight w:val="white"/>
-        </w:rPr>
-      </w:pPr>
-      <w:r>
-        <w:rPr>
-          <w:rFonts w:ascii="Times New Roman" w:hAnsi="Times New Roman" w:eastAsia="Times New Roman" w:cs="Times New Roman"/>
-          <w:color w:val="212121"/>
-          <w:sz w:val="28"/>
-          <w:szCs w:val="28"/>
-          <w:highlight w:val="white"/>
-        </w:rPr>
-        <w:drawing>
-          <wp:inline distT="114300" distB="114300" distL="114300" distR="114300">
-            <wp:extent cx="5730875" cy="2819400"/>
-            <wp:effectExtent l="12700" t="12700" r="17145" b="17780"/>
-            <wp:docPr id="12" name="image15.png"/>
-            <wp:cNvGraphicFramePr/>
-            <a:graphic xmlns:a="http://schemas.openxmlformats.org/drawingml/2006/main">
-              <a:graphicData uri="http://schemas.openxmlformats.org/drawingml/2006/picture">
-                <pic:pic xmlns:pic="http://schemas.openxmlformats.org/drawingml/2006/picture">
-                  <pic:nvPicPr>
-                    <pic:cNvPr id="12" name="image15.png"/>
-                    <pic:cNvPicPr preferRelativeResize="0"/>
-                  </pic:nvPicPr>
-                  <pic:blipFill>
-                    <a:blip r:embed="rId28"/>
-                    <a:srcRect/>
-                    <a:stretch>
-                      <a:fillRect/>
-                    </a:stretch>
-                  </pic:blipFill>
-                  <pic:spPr>
-                    <a:xfrm>
-                      <a:off x="0" y="0"/>
-                      <a:ext cx="5731200" cy="2819400"/>
-                    </a:xfrm>
-                    <a:prstGeom prst="rect">
-                      <a:avLst/>
-                    </a:prstGeom>
-                    <a:ln w="12700">
-                      <a:solidFill>
-                        <a:srgbClr val="000000"/>
-                      </a:solidFill>
-                      <a:prstDash val="solid"/>
-                    </a:ln>
-                  </pic:spPr>
-                </pic:pic>
-              </a:graphicData>
-            </a:graphic>
-          </wp:inline>
-        </w:drawing>
-      </w:r>
-    </w:p>
-    <w:p>
-      <w:pPr>
-        <w:ind w:left="0" w:firstLine="0"/>
-        <w:rPr>
-          <w:rFonts w:ascii="Times New Roman" w:hAnsi="Times New Roman" w:eastAsia="Times New Roman" w:cs="Times New Roman"/>
-          <w:color w:val="212121"/>
-          <w:sz w:val="28"/>
-          <w:szCs w:val="28"/>
-          <w:highlight w:val="white"/>
-        </w:rPr>
-      </w:pPr>
-    </w:p>
-    <w:p>
-      <w:pPr>
-        <w:ind w:left="0" w:firstLine="0"/>
-        <w:rPr>
-          <w:rFonts w:ascii="Times New Roman" w:hAnsi="Times New Roman" w:eastAsia="Times New Roman" w:cs="Times New Roman"/>
-          <w:color w:val="212121"/>
-          <w:sz w:val="28"/>
-          <w:szCs w:val="28"/>
-          <w:highlight w:val="white"/>
-        </w:rPr>
-      </w:pPr>
-      <w:r>
-        <w:rPr>
-          <w:rFonts w:ascii="Times New Roman" w:hAnsi="Times New Roman" w:eastAsia="Times New Roman" w:cs="Times New Roman"/>
-          <w:color w:val="212121"/>
-          <w:sz w:val="28"/>
-          <w:szCs w:val="28"/>
-          <w:highlight w:val="white"/>
-        </w:rPr>
-        <w:drawing>
-          <wp:inline distT="114300" distB="114300" distL="114300" distR="114300">
-            <wp:extent cx="5730875" cy="2832100"/>
-            <wp:effectExtent l="12700" t="12700" r="17145" b="20320"/>
-            <wp:docPr id="13" name="image8.png"/>
-            <wp:cNvGraphicFramePr/>
-            <a:graphic xmlns:a="http://schemas.openxmlformats.org/drawingml/2006/main">
-              <a:graphicData uri="http://schemas.openxmlformats.org/drawingml/2006/picture">
-                <pic:pic xmlns:pic="http://schemas.openxmlformats.org/drawingml/2006/picture">
-                  <pic:nvPicPr>
-                    <pic:cNvPr id="13" name="image8.png"/>
-                    <pic:cNvPicPr preferRelativeResize="0"/>
-                  </pic:nvPicPr>
-                  <pic:blipFill>
-                    <a:blip r:embed="rId29"/>
-                    <a:srcRect/>
-                    <a:stretch>
-                      <a:fillRect/>
-                    </a:stretch>
-                  </pic:blipFill>
-                  <pic:spPr>
-                    <a:xfrm>
-                      <a:off x="0" y="0"/>
-                      <a:ext cx="5731200" cy="2832100"/>
-                    </a:xfrm>
-                    <a:prstGeom prst="rect">
-                      <a:avLst/>
-                    </a:prstGeom>
-                    <a:ln w="12700">
-                      <a:solidFill>
-                        <a:srgbClr val="000000"/>
-                      </a:solidFill>
-                      <a:prstDash val="solid"/>
-                    </a:ln>
-                  </pic:spPr>
-                </pic:pic>
-              </a:graphicData>
-            </a:graphic>
-          </wp:inline>
-        </w:drawing>
-      </w:r>
-    </w:p>
-    <w:p>
-      <w:pPr>
-        <w:ind w:left="0" w:firstLine="0"/>
-        <w:rPr>
-          <w:rFonts w:ascii="Times New Roman" w:hAnsi="Times New Roman" w:eastAsia="Times New Roman" w:cs="Times New Roman"/>
-          <w:color w:val="212121"/>
-          <w:sz w:val="28"/>
-          <w:szCs w:val="28"/>
-          <w:highlight w:val="white"/>
-        </w:rPr>
-      </w:pPr>
-    </w:p>
-    <w:p>
-      <w:pPr>
-        <w:ind w:left="0" w:firstLine="0"/>
-        <w:rPr>
-          <w:rFonts w:ascii="Times New Roman" w:hAnsi="Times New Roman" w:eastAsia="Times New Roman" w:cs="Times New Roman"/>
-          <w:color w:val="212121"/>
-          <w:sz w:val="28"/>
-          <w:szCs w:val="28"/>
-          <w:highlight w:val="white"/>
-        </w:rPr>
-      </w:pPr>
-    </w:p>
-    <w:p>
-      <w:pPr>
-        <w:ind w:left="0" w:firstLine="0"/>
-        <w:rPr>
-          <w:rFonts w:ascii="Times New Roman" w:hAnsi="Times New Roman" w:eastAsia="Times New Roman" w:cs="Times New Roman"/>
-          <w:color w:val="212121"/>
-          <w:sz w:val="28"/>
-          <w:szCs w:val="28"/>
-          <w:highlight w:val="white"/>
-        </w:rPr>
-      </w:pPr>
-    </w:p>
-    <w:p>
-      <w:pPr>
-        <w:ind w:left="0" w:firstLine="0"/>
-        <w:rPr>
-          <w:rFonts w:ascii="Times New Roman" w:hAnsi="Times New Roman" w:eastAsia="Times New Roman" w:cs="Times New Roman"/>
-          <w:color w:val="212121"/>
-          <w:sz w:val="28"/>
-          <w:szCs w:val="28"/>
-          <w:highlight w:val="white"/>
-        </w:rPr>
-      </w:pPr>
-    </w:p>
-    <w:p>
-      <w:pPr>
-        <w:ind w:left="0" w:firstLine="0"/>
-        <w:rPr>
-          <w:rFonts w:ascii="Times New Roman" w:hAnsi="Times New Roman" w:eastAsia="Times New Roman" w:cs="Times New Roman"/>
-          <w:color w:val="212121"/>
-          <w:sz w:val="28"/>
-          <w:szCs w:val="28"/>
-          <w:highlight w:val="white"/>
-        </w:rPr>
-      </w:pPr>
-    </w:p>
-    <w:p>
-      <w:pPr>
-        <w:ind w:left="0" w:firstLine="0"/>
-        <w:rPr>
-          <w:rFonts w:ascii="Times New Roman" w:hAnsi="Times New Roman" w:eastAsia="Times New Roman" w:cs="Times New Roman"/>
-          <w:color w:val="212121"/>
-          <w:sz w:val="28"/>
-          <w:szCs w:val="28"/>
-          <w:highlight w:val="white"/>
-        </w:rPr>
-      </w:pPr>
-    </w:p>
-    <w:p>
-      <w:pPr>
-        <w:ind w:left="0" w:firstLine="0"/>
-        <w:rPr>
-          <w:rFonts w:ascii="Times New Roman" w:hAnsi="Times New Roman" w:eastAsia="Times New Roman" w:cs="Times New Roman"/>
-          <w:color w:val="212121"/>
-          <w:sz w:val="28"/>
-          <w:szCs w:val="28"/>
-          <w:highlight w:val="white"/>
-        </w:rPr>
-      </w:pPr>
-    </w:p>
-    <w:p>
-      <w:pPr>
-        <w:ind w:left="0" w:firstLine="0"/>
-        <w:rPr>
-          <w:rFonts w:ascii="Times New Roman" w:hAnsi="Times New Roman" w:eastAsia="Times New Roman" w:cs="Times New Roman"/>
-          <w:color w:val="212121"/>
-          <w:sz w:val="28"/>
-          <w:szCs w:val="28"/>
-          <w:highlight w:val="white"/>
-        </w:rPr>
-      </w:pPr>
-    </w:p>
-    <w:p>
-      <w:pPr>
-        <w:ind w:left="0" w:firstLine="0"/>
-        <w:rPr>
-          <w:rFonts w:ascii="Times New Roman" w:hAnsi="Times New Roman" w:eastAsia="Times New Roman" w:cs="Times New Roman"/>
-          <w:color w:val="212121"/>
-          <w:sz w:val="28"/>
-          <w:szCs w:val="28"/>
-          <w:highlight w:val="white"/>
-        </w:rPr>
-      </w:pPr>
-    </w:p>
-    <w:p>
-      <w:pPr>
-        <w:ind w:left="0" w:firstLine="0"/>
-        <w:rPr>
-          <w:rFonts w:ascii="Times New Roman" w:hAnsi="Times New Roman" w:eastAsia="Times New Roman" w:cs="Times New Roman"/>
-          <w:color w:val="212121"/>
-          <w:sz w:val="28"/>
-          <w:szCs w:val="28"/>
-          <w:highlight w:val="white"/>
-        </w:rPr>
-      </w:pPr>
-    </w:p>
-    <w:p>
-      <w:pPr>
-        <w:ind w:left="0" w:firstLine="0"/>
-        <w:rPr>
-          <w:rFonts w:ascii="Times New Roman" w:hAnsi="Times New Roman" w:eastAsia="Times New Roman" w:cs="Times New Roman"/>
-          <w:color w:val="212121"/>
-          <w:sz w:val="28"/>
-          <w:szCs w:val="28"/>
-          <w:highlight w:val="white"/>
-        </w:rPr>
-      </w:pPr>
-    </w:p>
-    <w:p>
-      <w:pPr>
-        <w:ind w:left="0" w:firstLine="0"/>
-        <w:rPr>
-          <w:rFonts w:ascii="Times New Roman" w:hAnsi="Times New Roman" w:eastAsia="Times New Roman" w:cs="Times New Roman"/>
-          <w:color w:val="212121"/>
-          <w:sz w:val="28"/>
-          <w:szCs w:val="28"/>
-          <w:highlight w:val="white"/>
-        </w:rPr>
-      </w:pPr>
-    </w:p>
-    <w:p>
-      <w:pPr>
-        <w:ind w:left="0" w:firstLine="0"/>
-        <w:rPr>
-          <w:rFonts w:ascii="Times New Roman" w:hAnsi="Times New Roman" w:eastAsia="Times New Roman" w:cs="Times New Roman"/>
-          <w:color w:val="212121"/>
-          <w:sz w:val="28"/>
-          <w:szCs w:val="28"/>
-          <w:highlight w:val="white"/>
-        </w:rPr>
-      </w:pPr>
-    </w:p>
-    <w:p/>
+      <w:bookmarkStart w:id="3" w:name="_GoBack"/>
+      <w:bookmarkEnd w:id="3"/>
+    </w:p>
     <w:sectPr>
       <w:pgSz w:w="11906" w:h="16838"/>
       <w:pgMar w:top="1440" w:right="1800" w:bottom="1440" w:left="1800" w:header="720" w:footer="720" w:gutter="0"/>
@@ -5091,6 +3434,18 @@
       <w:lvlJc w:val="left"/>
     </w:lvl>
   </w:abstractNum>
+  <w:abstractNum w:abstractNumId="3">
+    <w:nsid w:val="6B308647"/>
+    <w:multiLevelType w:val="singleLevel"/>
+    <w:tmpl w:val="6B308647"/>
+    <w:lvl w:ilvl="0" w:tentative="0">
+      <w:start w:val="1"/>
+      <w:numFmt w:val="decimal"/>
+      <w:suff w:val="space"/>
+      <w:lvlText w:val="%1."/>
+      <w:lvlJc w:val="left"/>
+    </w:lvl>
+  </w:abstractNum>
   <w:num w:numId="1">
     <w:abstractNumId w:val="0"/>
   </w:num>
@@ -5099,6 +3454,9 @@
   </w:num>
   <w:num w:numId="3">
     <w:abstractNumId w:val="1"/>
+  </w:num>
+  <w:num w:numId="4">
+    <w:abstractNumId w:val="3"/>
   </w:num>
 </w:numbering>
 </file>
@@ -5179,7 +3537,7 @@
     <w:lsdException w:qFormat="1" w:unhideWhenUsed="0" w:uiPriority="0" w:semiHidden="0" w:name="Title"/>
     <w:lsdException w:unhideWhenUsed="0" w:uiPriority="0" w:semiHidden="0" w:name="Closing"/>
     <w:lsdException w:unhideWhenUsed="0" w:uiPriority="0" w:semiHidden="0" w:name="Signature"/>
-    <w:lsdException w:unhideWhenUsed="0" w:uiPriority="0" w:name="Default Paragraph Font"/>
+    <w:lsdException w:qFormat="1" w:unhideWhenUsed="0" w:uiPriority="0" w:name="Default Paragraph Font"/>
     <w:lsdException w:unhideWhenUsed="0" w:uiPriority="0" w:semiHidden="0" w:name="Body Text"/>
     <w:lsdException w:unhideWhenUsed="0" w:uiPriority="0" w:semiHidden="0" w:name="Body Text Indent"/>
     <w:lsdException w:unhideWhenUsed="0" w:uiPriority="0" w:semiHidden="0" w:name="List Continue"/>
@@ -5206,7 +3564,7 @@
     <w:lsdException w:unhideWhenUsed="0" w:uiPriority="0" w:semiHidden="0" w:name="Document Map"/>
     <w:lsdException w:unhideWhenUsed="0" w:uiPriority="0" w:semiHidden="0" w:name="Plain Text"/>
     <w:lsdException w:unhideWhenUsed="0" w:uiPriority="0" w:semiHidden="0" w:name="E-mail Signature"/>
-    <w:lsdException w:unhideWhenUsed="0" w:uiPriority="0" w:semiHidden="0" w:name="Normal (Web)"/>
+    <w:lsdException w:qFormat="1" w:unhideWhenUsed="0" w:uiPriority="0" w:semiHidden="0" w:name="Normal (Web)"/>
     <w:lsdException w:unhideWhenUsed="0" w:uiPriority="0" w:semiHidden="0" w:name="HTML Acronym"/>
     <w:lsdException w:unhideWhenUsed="0" w:uiPriority="0" w:semiHidden="0" w:name="HTML Address"/>
     <w:lsdException w:unhideWhenUsed="0" w:uiPriority="0" w:semiHidden="0" w:name="HTML Cite"/>
@@ -5397,6 +3755,7 @@
   <w:style w:type="character" w:default="1" w:styleId="3">
     <w:name w:val="Default Paragraph Font"/>
     <w:semiHidden/>
+    <w:qFormat/>
     <w:uiPriority w:val="0"/>
   </w:style>
   <w:style w:type="table" w:default="1" w:styleId="4">
@@ -5415,6 +3774,7 @@
   </w:style>
   <w:style w:type="paragraph" w:styleId="5">
     <w:name w:val="Normal (Web)"/>
+    <w:qFormat/>
     <w:uiPriority w:val="0"/>
     <w:pPr>
       <w:spacing w:before="0" w:beforeAutospacing="1" w:after="0" w:afterAutospacing="1"/>
@@ -5422,6 +3782,7 @@
       <w:jc w:val="left"/>
     </w:pPr>
     <w:rPr>
+      <w:rFonts w:ascii="Times New Roman" w:hAnsi="Times New Roman" w:eastAsia="SimSun" w:cs="Times New Roman"/>
       <w:kern w:val="0"/>
       <w:sz w:val="24"/>
       <w:szCs w:val="24"/>
